--- a/submission/neurocomputing/Declarations.docx
+++ b/submission/neurocomputing/Declarations.docx
@@ -77,7 +77,7 @@
     </w:p>
     <w:p>
       <w:r>
-        <w:t>OpenAI Codex was used to assist software development, experiment execution, data analysis, figure preparation and manuscript drafting. Numerical findings were generated by the accompanying executable analyses. The author takes responsibility for the submitted content.</w:t>
+        <w:t>The author defined the study objectives and scope, set the revision priorities, and retains responsibility for the scientific interpretation and final manuscript. OpenAI Codex (OpenAI) assisted literature exploration, methodological development, coding, execution and analysis of the computational experiments, figure scripting, and manuscript drafting and revision. Quantitative results and data visualizations were produced by the reproducible computational workflow described in Methods. The author is responsible for critically reviewing this material and approving the version submitted for publication.</w:t>
       </w:r>
     </w:p>
     <w:sectPr>
